--- a/competition/申报书_AI+学科交叉_修订版.docx
+++ b/competition/申报书_AI+学科交叉_修订版.docx
@@ -1992,7 +1992,7 @@
         <w:rPr>
           <w:b/>
         </w:rPr>
-        <w:t>4. 教学试点方案与数据（模板，需据实补充）</w:t>
+        <w:t xmlns:w="http://schemas.openxmlformats.org/wordprocessingml/2006/main">4. 科研效率与可复现性证明（真实、可外部核验）</w:t>
       </w:r>
     </w:p>
     <w:p>
@@ -2004,7 +2004,7 @@
         </w:numPr>
       </w:pPr>
       <w:r>
-        <w:t>试点对象：《网络攻防》或《入侵检测》实验课一个教学班（约 40 人）；</w:t>
+        <w:t xmlns:w="http://schemas.openxmlformats.org/wordprocessingml/2006/main">全流程复现：从环境自检到出报告仅需一条命令；交付验收自检 130 项全部通过（0 失败）。</w:t>
       </w:r>
     </w:p>
     <w:p>
@@ -2016,7 +2016,7 @@
         </w:numPr>
       </w:pPr>
       <w:r>
-        <w:t>试点内容：实验一·启动 Mininet 拓扑观察正常流量特征；实验二·自行发起 SYN Flood / UDP Flood，观察 CBDNN 检测与流表阻断全过程；</w:t>
+        <w:t xmlns:w="http://schemas.openxmlformats.org/wordprocessingml/2006/main">可信评测成本：6 份公开数据集（约 3.5 GB）的来源、许可与 sha256 自动登记；去重 + 时序/身份切分的无泄漏协议内置（行级近重复交集必须为 0，否则拒绝出结论）；单次评测约 40 秒（仅推理，无需重训）。</w:t>
       </w:r>
     </w:p>
     <w:p>
@@ -2028,7 +2028,7 @@
         </w:numPr>
       </w:pPr>
       <w:r>
-        <w:t>效果指标：实验前后测（对“入侵检测原理”“DDoS 攻击特征”掌握度）、单次实验完成时间、平台易用性与安全性问卷；</w:t>
+        <w:t xmlns:w="http://schemas.openxmlformats.org/wordprocessingml/2006/main">自我证伪效率：困难基准复现「卷积无增益」（逐种子 6/6 为负）、跨域排查出「排序反转」、时间戳可信度自动判定——这类结论靠人工复核需数天，本作品由平台自动完成并落盘留痕。</w:t>
       </w:r>
     </w:p>
     <w:p>
@@ -2040,15 +2040,15 @@
         </w:numPr>
       </w:pPr>
       <w:r>
-        <w:t>数据呈现：填写前测/后测平均分、实验完成时间对比、问卷满意度（请据实采集后填入）。</w:t>
-      </w:r>
-    </w:p>
-    <w:p>
-      <w:r>
-        <w:rPr>
-          <w:b/>
-        </w:rPr>
-        <w:t>5. 用户反馈（模板，需据实补充）</w:t>
+        <w:t xmlns:w="http://schemas.openxmlformats.org/wordprocessingml/2006/main">外部可核验：开源仓库、RYU 真机 16/16 验证产物、公开数据集清单与复现命令均随作品提供，第三方可逐项复核。</w:t>
+      </w:r>
+    </w:p>
+    <w:p>
+      <w:r>
+        <w:rPr>
+          <w:b/>
+        </w:rPr>
+        <w:t xmlns:w="http://schemas.openxmlformats.org/wordprocessingml/2006/main">5. 与传统方式的量化对比（真实数据）</w:t>
       </w:r>
     </w:p>
     <w:p>
@@ -2060,7 +2060,7 @@
         </w:numPr>
       </w:pPr>
       <w:r>
-        <w:t>反馈对象：试点班学生、任课教师；</w:t>
+        <w:t xmlns:w="http://schemas.openxmlformats.org/wordprocessingml/2006/main">评测口径：传统多报「同域随机切分」精度 → 本作品报无泄漏口径 + 实际误报率 + TPR@FPR=1%（阈值无关、可横向比较）。</w:t>
       </w:r>
     </w:p>
     <w:p>
@@ -2072,7 +2072,7 @@
         </w:numPr>
       </w:pPr>
       <w:r>
-        <w:t>反馈维度：平台易用性、安全性、可复现性、教学帮助程度；</w:t>
+        <w:t xmlns:w="http://schemas.openxmlformats.org/wordprocessingml/2006/main">运维可读性：传统只报「次/小时」→ 本作品换算为告警/天与人工工时/天（实测 N=1 需 24~38 工时/天、不具备上线条件；加连续确认 N=2 后降至 0.36~1.37 工时/天）。</w:t>
       </w:r>
     </w:p>
     <w:p>
@@ -2084,7 +2084,7 @@
         </w:numPr>
       </w:pPr>
       <w:r>
-        <w:t>呈现形式：满意度评分与代表性反馈摘录（请据实采集后填入）。</w:t>
+        <w:t xmlns:w="http://schemas.openxmlformats.org/wordprocessingml/2006/main">安全与成本：真实网络攻防演练具破坏性、需专用设备 → 虚拟仿真零硬件投入、可反复重放；控制器闭环判定 p50 29.8 ms。</w:t>
       </w:r>
     </w:p>
     <w:p>

--- a/competition/申报书_AI+学科交叉_修订版.docx
+++ b/competition/申报书_AI+学科交叉_修订版.docx
@@ -1076,7 +1076,7 @@
         </w:numPr>
       </w:pPr>
       <w:r>
-        <w:t>试点案例：建议在《网络攻防》实验课开展小规模试点（采集方案见“应用效果”）；</w:t>
+        <w:t xmlns:w="http://schemas.openxmlformats.org/wordprocessingml/2006/main">推广路径：作为《网络攻防》等课程的**实验资源包**提供（含一键脚本与实验指导），形成标准化教学案例后向同类院校推广；</w:t>
       </w:r>
     </w:p>
     <w:p>
@@ -1142,7 +1142,7 @@
         </w:numPr>
       </w:pPr>
       <w:r>
-        <w:t>阶段三·教学试点（本届新增）：在《网络攻防》实验课开展小规模试点，采集前测/后测、完成时间与问卷数据；</w:t>
+        <w:t xmlns:w="http://schemas.openxmlformats.org/wordprocessingml/2006/main">阶段三·工程化与开源（本届新增，已完成）：完成去重+时序/身份切分的无泄漏评测协议、6 份公开数据集可得性核验、验收自检与运维换算工具化，形成可复现的科研效率证据；</w:t>
       </w:r>
     </w:p>
     <w:p>
@@ -2791,7 +2791,7 @@
         <w:rPr>
           <w:b/>
         </w:rPr>
-        <w:t>说明：</w:t>
+        <w:t xmlns:w="http://schemas.openxmlformats.org/wordprocessingml/2006/main">说明：本申报书按赛题官方《技术方案参考大纲》结构撰写，并逐条对标六大作品要求与评分规则。全部技术数据按「论文口径 / 自建仿真口径 / 本作品实测口径」分层标注，来源见（七）6 数据来源与口径说明；「团队名单与分工」「经费预算」等内容需团队据实补充，切勿虚构。</w:t>
       </w:r>
       <w:r>
         <w:t>本申报书按赛题官方《技术方案参考大纲》结构撰写，并逐条对标六大作品要求与评分规则。全部技术数据按“论文口径 / 自建仿真口径 / 本作品实测口径”分层标注，来源见（七）6 数据来源与口径说明；“团队名单与分工”“经费预算”“教学试点数据”“用户反馈”等内容需团队据实补充，切勿虚构。</w:t>

--- a/competition/申报书_AI+学科交叉_修订版.docx
+++ b/competition/申报书_AI+学科交叉_修订版.docx
@@ -1035,12 +1035,9 @@
         <w:t>与传统网络安全实验平台（动辄数十万元）相比，本方案近乎零硬件投入，运维成本可控。</w:t>
       </w:r>
     </w:p>
-    <w:p>
-      <w:r>
-        <w:rPr>
-          <w:b/>
-        </w:rPr>
-        <w:t>3. 推广价值（复用条件、落地路径、试点案例）</w:t>
+    <w:p xmlns:w="http://schemas.openxmlformats.org/wordprocessingml/2006/main">
+      <w:r>
+        <w:t>3. 推广价值（复用条件、落地路径、教学复用）</w:t>
       </w:r>
     </w:p>
     <w:p>
@@ -1055,16 +1052,9 @@
         <w:t>复用条件：开源技术栈 + 普通 PC 硬件 + 详细文档即可复用，二次开发门槛低；</w:t>
       </w:r>
     </w:p>
-    <w:p>
-      <w:pPr>
-        <w:pStyle w:val="ListParagraph"/>
-        <w:numPr>
-          <w:ilvl w:val="0"/>
-          <w:numId w:val="19"/>
-        </w:numPr>
-      </w:pPr>
-      <w:r>
-        <w:t>落地路径：先在本校相关课程试点 → 形成标准化教学案例 → 向同类院校推广；</w:t>
+    <w:p xmlns:w="http://schemas.openxmlformats.org/wordprocessingml/2006/main">
+      <w:r>
+        <w:t>落地路径：先在相关课程中作为实验资源包投用 → 形成标准化教学案例 → 向同类院校推广；</w:t>
       </w:r>
     </w:p>
     <w:p>
@@ -2786,15 +2776,9 @@
         <w:t>如有软件著作权、专利证书、检测报告等，一并放入佐证材料中上传。</w:t>
       </w:r>
     </w:p>
-    <w:p>
-      <w:r>
-        <w:rPr>
-          <w:b/>
-        </w:rPr>
-        <w:t xmlns:w="http://schemas.openxmlformats.org/wordprocessingml/2006/main">说明：本申报书按赛题官方《技术方案参考大纲》结构撰写，并逐条对标六大作品要求与评分规则。全部技术数据按「论文口径 / 自建仿真口径 / 本作品实测口径」分层标注，来源见（七）6 数据来源与口径说明；「团队名单与分工」「经费预算」等内容需团队据实补充，切勿虚构。</w:t>
-      </w:r>
-      <w:r>
-        <w:t>本申报书按赛题官方《技术方案参考大纲》结构撰写，并逐条对标六大作品要求与评分规则。全部技术数据按“论文口径 / 自建仿真口径 / 本作品实测口径”分层标注，来源见（七）6 数据来源与口径说明；“团队名单与分工”“经费预算”“教学试点数据”“用户反馈”等内容需团队据实补充，切勿虚构。</w:t>
+    <w:p xmlns:w="http://schemas.openxmlformats.org/wordprocessingml/2006/main">
+      <w:r>
+        <w:t>说明：本申报书按赛题官方《技术方案参考大纲》结构撰写，并逐条对标六大作品要求与评分规则。全部技术数据按「论文口径 / 自建仿真口径 / 本作品实测口径」分层标注，来源见（七）6 数据来源与口径说明；「团队名单与分工」「经费预算」等内容需团队据实补充，切勿虚构。</w:t>
       </w:r>
     </w:p>
     <w:sectPr>

--- a/competition/申报书_AI+学科交叉_修订版.docx
+++ b/competition/申报书_AI+学科交叉_修订版.docx
@@ -1982,7 +1982,7 @@
         <w:rPr>
           <w:b/>
         </w:rPr>
-        <w:t xmlns:w="http://schemas.openxmlformats.org/wordprocessingml/2006/main">4. 科研效率与可复现性证明（真实、可外部核验）</w:t>
+        <w:t xmlns:w="http://schemas.openxmlformats.org/wordprocessingml/2006/main">4. 真实场景数据上的效果与可复现性证明</w:t>
       </w:r>
     </w:p>
     <w:p>
@@ -1994,7 +1994,7 @@
         </w:numPr>
       </w:pPr>
       <w:r>
-        <w:t xmlns:w="http://schemas.openxmlformats.org/wordprocessingml/2006/main">全流程复现：从环境自检到出报告仅需一条命令；交付验收自检 130 项全部通过（0 失败）。</w:t>
+        <w:t xmlns:w="http://schemas.openxmlformats.org/wordprocessingml/2006/main">真实公开数据集：inSDN、CIC-IDS2017、CSE-CIC-IDS2018（来源、许可、sha256 均已登记）在去重 + 时序切分的无泄漏口径下，1% 误报预算内融合臂 TPR@FPR=1% 达 0.6328；跨天且评估日攻击族完全未见过时仍有 0.2851，告警级片段召回 0.9231（36/39）。</w:t>
       </w:r>
     </w:p>
     <w:p>
@@ -2006,7 +2006,7 @@
         </w:numPr>
       </w:pPr>
       <w:r>
-        <w:t xmlns:w="http://schemas.openxmlformats.org/wordprocessingml/2006/main">可信评测成本：6 份公开数据集（约 3.5 GB）的来源、许可与 sha256 自动登记；去重 + 时序/身份切分的无泄漏协议内置（行级近重复交集必须为 0，否则拒绝出结论）；单次评测约 40 秒（仅推理，无需重训）。</w:t>
+        <w:t xmlns:w="http://schemas.openxmlformats.org/wordprocessingml/2006/main">真实运行环境：控制器适配层在真实 ryu-manager + 真实 OpenFlow 1.3 线协议下实跑，16 项检查全部通过（非模拟桩）；控制平面闭环实测 1,364 条流/秒、判定 p50 29.8 ms。</w:t>
       </w:r>
     </w:p>
     <w:p>
@@ -2018,7 +2018,7 @@
         </w:numPr>
       </w:pPr>
       <w:r>
-        <w:t xmlns:w="http://schemas.openxmlformats.org/wordprocessingml/2006/main">自我证伪效率：困难基准复现「卷积无增益」（逐种子 6/6 为负）、跨域排查出「排序反转」、时间戳可信度自动判定——这类结论靠人工复核需数天，本作品由平台自动完成并落盘留痕。</w:t>
+        <w:t xmlns:w="http://schemas.openxmlformats.org/wordprocessingml/2006/main">真实运维价值：把误报换算为人工工时——N=1 需 24~38 工时/天（相当于 3~5 个全职人力，不具上线条件），加连续确认 N=2 后降至 0.36~1.37 工时/天（降幅 96% 以上）。</w:t>
       </w:r>
     </w:p>
     <w:p>
@@ -2030,7 +2030,7 @@
         </w:numPr>
       </w:pPr>
       <w:r>
-        <w:t xmlns:w="http://schemas.openxmlformats.org/wordprocessingml/2006/main">外部可核验：开源仓库、RYU 真机 16/16 验证产物、公开数据集清单与复现命令均随作品提供，第三方可逐项复核。</w:t>
+        <w:t xmlns:w="http://schemas.openxmlformats.org/wordprocessingml/2006/main">可复现：一条命令复现全流程；交付验收 130 项通过 / 0 失败；6 份数据集来源、许可与校验值自动登记，第三方可按命令逐项复核。</w:t>
       </w:r>
     </w:p>
     <w:p>

--- a/competition/申报书_AI+学科交叉_修订版.docx
+++ b/competition/申报书_AI+学科交叉_修订版.docx
@@ -2018,7 +2018,7 @@
         </w:numPr>
       </w:pPr>
       <w:r>
-        <w:t xmlns:w="http://schemas.openxmlformats.org/wordprocessingml/2006/main">真实运维价值：把误报换算为人工工时——N=1 需 24~38 工时/天（相当于 3~5 个全职人力，不具上线条件），加连续确认 N=2 后降至 0.36~1.37 工时/天（降幅 96% 以上）。</w:t>
+        <w:t xmlns:w="http://schemas.openxmlformats.org/wordprocessingml/2006/main">真实运维价值：把误报换算为人工工时——N=1 需 22.6~35.6 工时/天（相当于约 3~4.5 个全职人力，不具上线条件），加连续确认 N=2 后降至 0.36~1.37 工时/天（降幅 96% 以上）。</w:t>
       </w:r>
     </w:p>
     <w:p>
@@ -2062,7 +2062,7 @@
         </w:numPr>
       </w:pPr>
       <w:r>
-        <w:t xmlns:w="http://schemas.openxmlformats.org/wordprocessingml/2006/main">运维可读性：传统只报「次/小时」→ 本作品换算为告警/天与人工工时/天（实测 N=1 需 24~38 工时/天、不具备上线条件；加连续确认 N=2 后降至 0.36~1.37 工时/天）。</w:t>
+        <w:t xmlns:w="http://schemas.openxmlformats.org/wordprocessingml/2006/main">运维可读性：传统只报「次/小时」→ 本作品换算为告警/天与人工工时/天（实测 N=1 需 22.6~35.6 工时/天、不具备上线条件；加连续确认 N=2 后降至 0.36~1.37 工时/天）。</w:t>
       </w:r>
     </w:p>
     <w:p>

--- a/competition/申报书_AI+学科交叉_修订版.docx
+++ b/competition/申报书_AI+学科交叉_修订版.docx
@@ -75,7 +75,7 @@
         <w:t>团队与指导教师</w:t>
       </w:r>
       <w:r>
-        <w:t>（占位，请据实补充）</w:t>
+        <w:t/>
       </w:r>
     </w:p>
     <w:p>
@@ -87,7 +87,7 @@
         </w:numPr>
       </w:pPr>
       <w:r>
-        <w:t>队长：____（以队长所在高校确定赛区归属，限本校组队）</w:t>
+        <w:t>参赛人：沈轩昊（个人参赛，独立完成）</w:t>
       </w:r>
     </w:p>
     <w:p>
@@ -99,7 +99,7 @@
         </w:numPr>
       </w:pPr>
       <w:r>
-        <w:t>成员：____、____（每队上限 3 人）</w:t>
+        <w:t>成员：无（个人参赛，未组队）</w:t>
       </w:r>
     </w:p>
     <w:p>
@@ -111,7 +111,7 @@
         </w:numPr>
       </w:pPr>
       <w:r>
-        <w:t>指导教师：____、____（每队上限 2 名）</w:t>
+        <w:t>指导教师：无</w:t>
       </w:r>
     </w:p>
     <w:p>
@@ -123,7 +123,7 @@
         </w:numPr>
       </w:pPr>
       <w:r>
-        <w:t>如跨专业组队，请在此说明成员专业背景与分工</w:t>
+        <w:t>个人参赛，不存在跨专业组队。工作按三类角色划分：算法与实验（模型设计、训练与消融/漂移/集成实验）、工程与数据（仿真生成器、数据管线与切分协议、真实数据接入）、可视化与控制平面（演示大屏、Ryu 适配层与真机联调、文档与交付自检），均由本人独立完成。</w:t>
       </w:r>
     </w:p>
     <w:p>
@@ -1220,7 +1220,7 @@
         </w:numPr>
       </w:pPr>
       <w:r>
-        <w:t>团队由网络空间安全/计算机学科背景成员组成（队长 + 成员，≤3 人），指导教师 ≤2 名；</w:t>
+        <w:t>本作品为个人参赛（沈轩昊，独立完成），无其他成员；无指导教师；</w:t>
       </w:r>
     </w:p>
     <w:p>
@@ -1232,7 +1232,7 @@
         </w:numPr>
       </w:pPr>
       <w:r>
-        <w:t>建议分工：算法模型（CBDNN 设计与训练）、网络仿真与数据采集（Mininet+RYU）、系统集成与可信评测/演示（检测—阻断闭环 + 无泄漏评测 + 可视化）各由专人负责；</w:t>
+        <w:t>由本人独立承担三类角色：算法模型（CNN-BiLSTM 双分支设计与训练）、网络仿真与数据采集（Mininet + Ryu）、系统集成与可信评测/演示（检测—阻断闭环 + 无泄漏评测 + 可视化）；</w:t>
       </w:r>
     </w:p>
     <w:p>
@@ -1244,7 +1244,7 @@
         </w:numPr>
       </w:pPr>
       <w:r>
-        <w:t>协作机制：以开源版本管理工具管理代码，定期同步进度，明确阶段里程碑；</w:t>
+        <w:t>协作机制：不适用（个人参赛）。使用开源版本管理工具管理代码与产物，按阶段里程碑推进，全部结论均由本地实际运行与 130 项交付自检验证；</w:t>
       </w:r>
     </w:p>
     <w:p>
@@ -1256,7 +1256,7 @@
         </w:numPr>
       </w:pPr>
       <w:r>
-        <w:t>跨专业说明：如团队含跨专业成员，请在此说明各成员专业背景、具体分工及协作机制（对应作品要求第 3 条）。</w:t>
+        <w:t>跨专业说明：个人参赛，无跨专业组队。作品本身跨越三个领域——网络空间安全（攻防实验与入侵检测）、人工智能（时序建模与开集拒识）、软件工程（可复现交付与运维换算），交叉性体现在作品内容而非组队形式。</w:t>
       </w:r>
     </w:p>
     <w:p>
